--- a/watch-output/佛學/2026-10-24_YouTube_淨土安心法門-四__4Lhp2A1kiZw/2026-10-24_YouTube_淨土安心法門-四__4Lhp2A1kiZw_report.docx
+++ b/watch-output/佛學/2026-10-24_YouTube_淨土安心法門-四__4Lhp2A1kiZw/2026-10-24_YouTube_淨土安心法門-四__4Lhp2A1kiZw_report.docx
@@ -283,7 +283,7 @@
                 <w:rFonts w:ascii="Microsoft JhengHei" w:hAnsi="Microsoft JhengHei" w:eastAsia="Microsoft JhengHei"/>
                 <w:sz w:val="19"/>
               </w:rPr>
-              <w:t>第一條「饒益有情，不惱眾生」：一介螺蟻、萬聖覆援；過午稱「藥食」、碗盤輕放「輕身歸本處」，連針口鬼都不惱。</w:t>
+              <w:t>第一條「饒益有情，不惱眾生」：一介螻蟻、萬聖覆援；過午稱「藥食」、碗盤輕放「輕身歸本處」，連針口鬼都不惱。</w:t>
             </w:r>
           </w:p>
         </w:tc>
@@ -2505,7 +2505,7 @@
           <w:rFonts w:ascii="Microsoft JhengHei" w:hAnsi="Microsoft JhengHei" w:eastAsia="Microsoft JhengHei"/>
           <w:sz w:val="21"/>
         </w:rPr>
-        <w:t xml:space="preserve"> 「勤修自他凡聖等善」的第一條是利益眾生、不惱害眾生。講師以「一介螺蟻，萬聖覆援」說明每個眾生都有佛性、受佛菩薩照顧；並以過午只吃「藥食」、輕放碗盤「輕心歸本處」為例，連餓鬼都不去惱它。</w:t>
+        <w:t xml:space="preserve"> 「勤修自他凡聖等善」的第一條是利益眾生、不惱害眾生。講師以「一介螻蟻，萬聖覆援」說明每個眾生都有佛性、受佛菩薩照顧；並以過午只吃「藥食」、輕放碗盤「輕心歸本處」為例，連餓鬼都不去惱它。</w:t>
       </w:r>
     </w:p>
     <w:p>
@@ -2514,7 +2514,7 @@
           <w:rFonts w:ascii="Microsoft JhengHei" w:hAnsi="Microsoft JhengHei" w:eastAsia="Microsoft JhengHei"/>
           <w:sz w:val="21"/>
         </w:rPr>
-        <w:t>那我們接著看，勤修這個兩利能夠修淨土法門，能夠自利也能夠利他，那在利他的過程當中，勤修自他凡聖等善，這個地方，能夠非常勤奮的修學，那這個自他凡聖等善要怎麼樣分，剛才我們介紹第一條，饒益有情，不惱眾生，這是第一條能夠利益眾生的，能夠利益眾生，勤修諸善，所以我們在佛門裡面有一句話叫做，一介螺蟻，萬聖覆援，一介螺蟻，你看那一隻小螞蟻，我們不要認為說一隻小螞蟻好像是很微不足道，它什麼，萬聖覆援，它如果有困難的時候，萬聖，所有的聖人都來幫助它，一介螺蟻，萬聖覆援，所以可見每一個眾生，因為每一個眾生都有佛性，所以每一位佛菩薩，他對每一個眾生都是護佑有加的，所以我們如果有這樣的概念，當然不會去殺盜淫妄酒，不會去殺生，不會去偷盜這些，不會去造一些傷害眾生的事情，反而會饒益有情不惱眾生，剛才我們稍微介紹，如果我們有佛法的常識的話，你晚上吃飯，這個在佛法裡面不叫吃飯，它叫什麼，叫藥食，它這個道理就很好，因為晚上本來就是不應該吃飯的，那有些人晚上為什麼要吃飯，因為有病，什麼病，藥食就是病，要藥對不對，就是服藥，所以我們生了什麼病，餓，餓，太餓了，餓就是病，照理講如果真的學佛人晚上是不用的，因為有病，什麼病，餓，所以只好用一點，晚上吃一點東西，所以把那個東西不能當飯，當作正餐，要用藥食，所以我們說用完藥食以後，你的杯盤碗筷要輕輕地放，這個叫做輕身歸本處，針口不生愁，蕅益大師曾經把這個在叢林裡面一天當中的生活作息寫成二十首詩，其中有一條他從開始煮飯開始，你看人家也是會煮飯的，然後怎麼洗菜，煮飯，怎麼樣煮飯，寫了一首詩，怎麼洗菜也一首詩，怎麼燒火也寫了一首詩，其中這個吃完飯了，用完藥食要放回去的時候，他講輕身歸本處，輕身就是輕輕的把這個碗盤歸回到那個本處，原來的地方輕身歸本處，針口就是那個針口鬼，針口鬼，針就是他的喉嚨像針一樣那麼細，那個咽喉像針那麼細叫針口鬼但肚子非常大，這種人就是看到聽到碗盤的聲音就飢餓不堪，這個叫針口鬼，針口不生愁，所以我們如果碗盤輕輕的放回去以後，就能夠怎麼樣，能夠關懷到，關照到，連這個針口鬼我們都不要惱怒他，不惱怒他，這個叫饒益有情，不惱眾生。</w:t>
+        <w:t>那我們接著看，勤修這個兩利能夠修淨土法門，能夠自利也能夠利他，那在利他的過程當中，勤修自他凡聖等善，這個地方，能夠非常勤奮的修學，那這個自他凡聖等善要怎麼樣分，剛才我們介紹第一條，饒益有情，不惱眾生，這是第一條能夠利益眾生的，能夠利益眾生，勤修諸善，所以我們在佛門裡面有一句話叫做，一介螻蟻，萬聖覆援，一介螻蟻，你看那一隻小螞蟻，我們不要認為說一隻小螞蟻好像是很微不足道，它什麼，萬聖覆援，它如果有困難的時候，萬聖，所有的聖人都來幫助它，一介螻蟻，萬聖覆援，所以可見每一個眾生，因為每一個眾生都有佛性，所以每一位佛菩薩，他對每一個眾生都是護佑有加的，所以我們如果有這樣的概念，當然不會去殺盜淫妄酒，不會去殺生，不會去偷盜這些，不會去造一些傷害眾生的事情，反而會饒益有情不惱眾生，剛才我們稍微介紹，如果我們有佛法的常識的話，你晚上吃飯，這個在佛法裡面不叫吃飯，它叫什麼，叫藥食，它這個道理就很好，因為晚上本來就是不應該吃飯的，那有些人晚上為什麼要吃飯，因為有病，什麼病，藥食就是病，要藥對不對，就是服藥，所以我們生了什麼病，餓，餓，太餓了，餓就是病，照理講如果真的學佛人晚上是不用的，因為有病，什麼病，餓，所以只好用一點，晚上吃一點東西，所以把那個東西不能當飯，當作正餐，要用藥食，所以我們說用完藥食以後，你的杯盤碗筷要輕輕地放，這個叫做輕身歸本處，針口不生愁，蕅益大師曾經把這個在叢林裡面一天當中的生活作息寫成二十首詩，其中有一條他從開始煮飯開始，你看人家也是會煮飯的，然後怎麼洗菜，煮飯，怎麼樣煮飯，寫了一首詩，怎麼洗菜也一首詩，怎麼燒火也寫了一首詩，其中這個吃完飯了，用完藥食要放回去的時候，他講輕身歸本處，輕身就是輕輕的把這個碗盤歸回到那個本處，原來的地方輕身歸本處，針口就是那個針口鬼，針口鬼，針就是他的喉嚨像針一樣那麼細，那個咽喉像針那麼細叫針口鬼但肚子非常大，這種人就是看到聽到碗盤的聲音就飢餓不堪，這個叫針口鬼，針口不生愁，所以我們如果碗盤輕輕的放回去以後，就能夠怎麼樣，能夠關懷到，關照到，連這個針口鬼我們都不要惱怒他，不惱怒他，這個叫饒益有情，不惱眾生。</w:t>
       </w:r>
     </w:p>
     <w:p>
@@ -3782,7 +3782,7 @@
                 <w:rFonts w:ascii="Microsoft JhengHei" w:hAnsi="Microsoft JhengHei" w:eastAsia="Microsoft JhengHei"/>
                 <w:sz w:val="19"/>
               </w:rPr>
-              <w:t>一介螺蟻，萬聖覆援（推測，講者未見文字）</w:t>
+              <w:t>一介螻蟻，萬聖覆援（推測，講者未見文字）</w:t>
             </w:r>
           </w:p>
         </w:tc>

--- a/watch-output/佛學/2026-10-24_YouTube_淨土安心法門-四__4Lhp2A1kiZw/2026-10-24_YouTube_淨土安心法門-四__4Lhp2A1kiZw_report.docx
+++ b/watch-output/佛學/2026-10-24_YouTube_淨土安心法門-四__4Lhp2A1kiZw/2026-10-24_YouTube_淨土安心法門-四__4Lhp2A1kiZw_report.docx
@@ -283,7 +283,7 @@
                 <w:rFonts w:ascii="Microsoft JhengHei" w:hAnsi="Microsoft JhengHei" w:eastAsia="Microsoft JhengHei"/>
                 <w:sz w:val="19"/>
               </w:rPr>
-              <w:t>第一條「饒益有情，不惱眾生」：一介螻蟻、萬聖覆援；過午稱「藥食」、碗盤輕放「輕身歸本處」，連針口鬼都不惱。</w:t>
+              <w:t>第一條「饒益有情，不惱眾生」：一介螻螘、萬聖互援；過午稱「藥食」、碗盤輕放「輕身歸本處」，連針口鬼都不惱。</w:t>
             </w:r>
           </w:p>
         </w:tc>
@@ -2505,7 +2505,7 @@
           <w:rFonts w:ascii="Microsoft JhengHei" w:hAnsi="Microsoft JhengHei" w:eastAsia="Microsoft JhengHei"/>
           <w:sz w:val="21"/>
         </w:rPr>
-        <w:t xml:space="preserve"> 「勤修自他凡聖等善」的第一條是利益眾生、不惱害眾生。講師以「一介螻蟻，萬聖覆援」說明每個眾生都有佛性、受佛菩薩照顧；並以過午只吃「藥食」、輕放碗盤「輕心歸本處」為例，連餓鬼都不去惱它。</w:t>
+        <w:t xml:space="preserve"> 「勤修自他凡聖等善」的第一條是利益眾生、不惱害眾生。講師以「一介螻螘，萬聖互援」說明每個眾生都有佛性、受佛菩薩照顧；並以過午只吃「藥食」、輕放碗盤「輕心歸本處」為例，連餓鬼都不去惱它。</w:t>
       </w:r>
     </w:p>
     <w:p>
@@ -2514,7 +2514,7 @@
           <w:rFonts w:ascii="Microsoft JhengHei" w:hAnsi="Microsoft JhengHei" w:eastAsia="Microsoft JhengHei"/>
           <w:sz w:val="21"/>
         </w:rPr>
-        <w:t>那我們接著看，勤修這個兩利能夠修淨土法門，能夠自利也能夠利他，那在利他的過程當中，勤修自他凡聖等善，這個地方，能夠非常勤奮的修學，那這個自他凡聖等善要怎麼樣分，剛才我們介紹第一條，饒益有情，不惱眾生，這是第一條能夠利益眾生的，能夠利益眾生，勤修諸善，所以我們在佛門裡面有一句話叫做，一介螻蟻，萬聖覆援，一介螻蟻，你看那一隻小螞蟻，我們不要認為說一隻小螞蟻好像是很微不足道，它什麼，萬聖覆援，它如果有困難的時候，萬聖，所有的聖人都來幫助它，一介螻蟻，萬聖覆援，所以可見每一個眾生，因為每一個眾生都有佛性，所以每一位佛菩薩，他對每一個眾生都是護佑有加的，所以我們如果有這樣的概念，當然不會去殺盜淫妄酒，不會去殺生，不會去偷盜這些，不會去造一些傷害眾生的事情，反而會饒益有情不惱眾生，剛才我們稍微介紹，如果我們有佛法的常識的話，你晚上吃飯，這個在佛法裡面不叫吃飯，它叫什麼，叫藥食，它這個道理就很好，因為晚上本來就是不應該吃飯的，那有些人晚上為什麼要吃飯，因為有病，什麼病，藥食就是病，要藥對不對，就是服藥，所以我們生了什麼病，餓，餓，太餓了，餓就是病，照理講如果真的學佛人晚上是不用的，因為有病，什麼病，餓，所以只好用一點，晚上吃一點東西，所以把那個東西不能當飯，當作正餐，要用藥食，所以我們說用完藥食以後，你的杯盤碗筷要輕輕地放，這個叫做輕身歸本處，針口不生愁，蕅益大師曾經把這個在叢林裡面一天當中的生活作息寫成二十首詩，其中有一條他從開始煮飯開始，你看人家也是會煮飯的，然後怎麼洗菜，煮飯，怎麼樣煮飯，寫了一首詩，怎麼洗菜也一首詩，怎麼燒火也寫了一首詩，其中這個吃完飯了，用完藥食要放回去的時候，他講輕身歸本處，輕身就是輕輕的把這個碗盤歸回到那個本處，原來的地方輕身歸本處，針口就是那個針口鬼，針口鬼，針就是他的喉嚨像針一樣那麼細，那個咽喉像針那麼細叫針口鬼但肚子非常大，這種人就是看到聽到碗盤的聲音就飢餓不堪，這個叫針口鬼，針口不生愁，所以我們如果碗盤輕輕的放回去以後，就能夠怎麼樣，能夠關懷到，關照到，連這個針口鬼我們都不要惱怒他，不惱怒他，這個叫饒益有情，不惱眾生。</w:t>
+        <w:t>那我們接著看，勤修這個兩利能夠修淨土法門，能夠自利也能夠利他，那在利他的過程當中，勤修自他凡聖等善，這個地方，能夠非常勤奮的修學，那這個自他凡聖等善要怎麼樣分，剛才我們介紹第一條，饒益有情，不惱眾生，這是第一條能夠利益眾生的，能夠利益眾生，勤修諸善，所以我們在佛門裡面有一句話叫做，一介螻螘，萬聖互援，一介螻螘，你看那一隻小螞蟻，我們不要認為說一隻小螞蟻好像是很微不足道，它什麼，萬聖互援，它如果有困難的時候，萬聖，所有的聖人都來幫助它，一介螻螘，萬聖互援，所以可見每一個眾生，因為每一個眾生都有佛性，所以每一位佛菩薩，他對每一個眾生都是護佑有加的，所以我們如果有這樣的概念，當然不會去殺盜淫妄酒，不會去殺生，不會去偷盜這些，不會去造一些傷害眾生的事情，反而會饒益有情不惱眾生，剛才我們稍微介紹，如果我們有佛法的常識的話，你晚上吃飯，這個在佛法裡面不叫吃飯，它叫什麼，叫藥食，它這個道理就很好，因為晚上本來就是不應該吃飯的，那有些人晚上為什麼要吃飯，因為有病，什麼病，藥食就是病，要藥對不對，就是服藥，所以我們生了什麼病，餓，餓，太餓了，餓就是病，照理講如果真的學佛人晚上是不用的，因為有病，什麼病，餓，所以只好用一點，晚上吃一點東西，所以把那個東西不能當飯，當作正餐，要用藥食，所以我們說用完藥食以後，你的杯盤碗筷要輕輕地放，這個叫做輕身歸本處，針口不生愁，蕅益大師曾經把這個在叢林裡面一天當中的生活作息寫成二十首詩，其中有一條他從開始煮飯開始，你看人家也是會煮飯的，然後怎麼洗菜，煮飯，怎麼樣煮飯，寫了一首詩，怎麼洗菜也一首詩，怎麼燒火也寫了一首詩，其中這個吃完飯了，用完藥食要放回去的時候，他講輕身歸本處，輕身就是輕輕的把這個碗盤歸回到那個本處，原來的地方輕身歸本處，針口就是那個針口鬼，針口鬼，針就是他的喉嚨像針一樣那麼細，那個咽喉像針那麼細叫針口鬼但肚子非常大，這種人就是看到聽到碗盤的聲音就飢餓不堪，這個叫針口鬼，針口不生愁，所以我們如果碗盤輕輕的放回去以後，就能夠怎麼樣，能夠關懷到，關照到，連這個針口鬼我們都不要惱怒他，不惱怒他，這個叫饒益有情，不惱眾生。</w:t>
       </w:r>
     </w:p>
     <w:p>
@@ -3782,7 +3782,7 @@
                 <w:rFonts w:ascii="Microsoft JhengHei" w:hAnsi="Microsoft JhengHei" w:eastAsia="Microsoft JhengHei"/>
                 <w:sz w:val="19"/>
               </w:rPr>
-              <w:t>一介螻蟻，萬聖覆援（推測，講者未見文字）</w:t>
+              <w:t>一介螻螘，萬聖互援（使用者聽音確認）</w:t>
             </w:r>
           </w:p>
         </w:tc>

--- a/watch-output/佛學/2026-10-24_YouTube_淨土安心法門-四__4Lhp2A1kiZw/2026-10-24_YouTube_淨土安心法門-四__4Lhp2A1kiZw_report.docx
+++ b/watch-output/佛學/2026-10-24_YouTube_淨土安心法門-四__4Lhp2A1kiZw/2026-10-24_YouTube_淨土安心法門-四__4Lhp2A1kiZw_report.docx
@@ -251,7 +251,7 @@
                 <w:rFonts w:ascii="Microsoft JhengHei" w:hAnsi="Microsoft JhengHei" w:eastAsia="Microsoft JhengHei"/>
                 <w:sz w:val="19"/>
               </w:rPr>
-              <w:t>更正：表上為「奸詐百端、惡性不改」，PPT 寫「難清」（惡性很難清除），講者建議改作「不改」。</w:t>
+              <w:t>更正：表上為「奸詐百端、惡性不改」，PPT 寫「難侵」（惡性很難清除），講者建議改作「不改」。</w:t>
             </w:r>
           </w:p>
         </w:tc>
@@ -2219,7 +2219,7 @@
           <w:rFonts w:ascii="Microsoft JhengHei" w:hAnsi="Microsoft JhengHei" w:eastAsia="Microsoft JhengHei"/>
           <w:sz w:val="21"/>
         </w:rPr>
-        <w:t>補充直接寫明：表上寫「奸詐百端惡性不改」，與講者說「雪公老師的表上是這樣」相符；PowerPoint 則寫「難清」。</w:t>
+        <w:t>補充直接寫明：表上寫「奸詐百端惡性不改」，與講者說「雪公老師的表上是這樣」相符；PowerPoint 則寫「難侵」。</w:t>
       </w:r>
     </w:p>
     <w:p>
@@ -2376,7 +2376,7 @@
         <w:pStyle w:val="Heading3"/>
       </w:pPr>
       <w:r>
-        <w:t>投影片 1：開場：表上「難清」的更正（00:00–01:05）</w:t>
+        <w:t>投影片 1：開場：表上「難侵」的更正（00:00–01:05）</w:t>
       </w:r>
     </w:p>
     <w:p>
@@ -2432,7 +2432,7 @@
           <w:rFonts w:ascii="Microsoft JhengHei" w:hAnsi="Microsoft JhengHei" w:eastAsia="Microsoft JhengHei"/>
           <w:sz w:val="21"/>
         </w:rPr>
-        <w:t xml:space="preserve"> 講師先說明投影片與雪公老師的表有一處不同：表上寫「奸詐百端，惡性難清」，講師認為改成「惡性不改」較容易懂。「難清」的意思是惡性很難清除。</w:t>
+        <w:t xml:space="preserve"> 講師先說明投影片與雪公老師的表有一處不同：表上寫「奸詐百端，惡性難侵」，講師認為改成「惡性不改」較容易懂。「難侵」的意思是惡性很難清除。</w:t>
       </w:r>
     </w:p>
     <w:p>
@@ -2441,7 +2441,7 @@
           <w:rFonts w:ascii="Microsoft JhengHei" w:hAnsi="Microsoft JhengHei" w:eastAsia="Microsoft JhengHei"/>
           <w:sz w:val="21"/>
         </w:rPr>
-        <w:t>請坐，好，我們剛才那個有個表上面和我們那個PowerPoint上面有一點不一樣，就是剛剛學院長有給我提醒一下，奸詐百端、惡性不改，這是雪公老師的表上面是這樣，我們那個 PPT 是寫難清，應該就是不改，要改成不改比較，比較容易懂，難清的意思就是說，這很難把它清除掉，很難清除掉，就惡性不改，很難，奸詐百端，惡性很難清除掉。</w:t>
+        <w:t>請坐，好，我們剛才那個有個表上面和我們那個PowerPoint上面有一點不一樣，就是剛剛學員長有給我提醒一下，奸詐百端、惡性不改，這是雪公老師的表上面是這樣，我們那個 PPT 是寫難侵，應該就是不改，要改成不改比較，比較容易懂，難侵的意思就是說，這很難把它清除掉，很難清除掉，就惡性不改，很難，奸詐百端，惡性很難清除掉。</w:t>
       </w:r>
     </w:p>
     <w:p>
@@ -4769,7 +4769,7 @@
                 <w:rFonts w:ascii="Microsoft JhengHei" w:hAnsi="Microsoft JhengHei" w:eastAsia="Microsoft JhengHei"/>
                 <w:sz w:val="19"/>
               </w:rPr>
-              <w:t>PPT 是寫難清（推測）</w:t>
+              <w:t>PPT 是寫難侵（投影片原文，使用者確認）</w:t>
             </w:r>
           </w:p>
         </w:tc>
